--- a/4. RESULTADOS/01_descriptivos_y_contexto/Principal/T11_evento_empleo.docx
+++ b/4. RESULTADOS/01_descriptivos_y_contexto/Principal/T11_evento_empleo.docx
@@ -432,7 +432,7 @@
                 <w:szCs w:val="22"/>
                 <w:color w:val="000000"/>
               </w:rPr>
-              <w:t xml:space="preserve">1.053</w:t>
+              <w:t xml:space="preserve">11.690</w:t>
             </w:r>
           </w:p>
         </w:tc>
@@ -487,7 +487,7 @@
                 <w:szCs w:val="22"/>
                 <w:color w:val="000000"/>
               </w:rPr>
-              <w:t xml:space="preserve">2.029</w:t>
+              <w:t xml:space="preserve">2.265</w:t>
             </w:r>
           </w:p>
         </w:tc>
@@ -542,7 +542,7 @@
                 <w:szCs w:val="22"/>
                 <w:color w:val="000000"/>
               </w:rPr>
-              <w:t xml:space="preserve">-2.924</w:t>
+              <w:t xml:space="preserve">7.251</w:t>
             </w:r>
           </w:p>
         </w:tc>
@@ -597,7 +597,7 @@
                 <w:szCs w:val="22"/>
                 <w:color w:val="000000"/>
               </w:rPr>
-              <w:t xml:space="preserve">5.029</w:t>
+              <w:t xml:space="preserve">16.130</w:t>
             </w:r>
           </w:p>
         </w:tc>
@@ -712,7 +712,7 @@
                 <w:szCs w:val="22"/>
                 <w:color w:val="000000"/>
               </w:rPr>
-              <w:t xml:space="preserve">0.378</w:t>
+              <w:t xml:space="preserve">9.110</w:t>
             </w:r>
           </w:p>
         </w:tc>
@@ -767,7 +767,7 @@
                 <w:szCs w:val="22"/>
                 <w:color w:val="000000"/>
               </w:rPr>
-              <w:t xml:space="preserve">2.242</w:t>
+              <w:t xml:space="preserve">2.094</w:t>
             </w:r>
           </w:p>
         </w:tc>
@@ -822,7 +822,7 @@
                 <w:szCs w:val="22"/>
                 <w:color w:val="000000"/>
               </w:rPr>
-              <w:t xml:space="preserve">-4.016</w:t>
+              <w:t xml:space="preserve">5.006</w:t>
             </w:r>
           </w:p>
         </w:tc>
@@ -877,7 +877,7 @@
                 <w:szCs w:val="22"/>
                 <w:color w:val="000000"/>
               </w:rPr>
-              <w:t xml:space="preserve">4.773</w:t>
+              <w:t xml:space="preserve">13.214</w:t>
             </w:r>
           </w:p>
         </w:tc>
@@ -992,7 +992,7 @@
                 <w:szCs w:val="22"/>
                 <w:color w:val="000000"/>
               </w:rPr>
-              <w:t xml:space="preserve">1.330</w:t>
+              <w:t xml:space="preserve">8.991</w:t>
             </w:r>
           </w:p>
         </w:tc>
@@ -1047,7 +1047,7 @@
                 <w:szCs w:val="22"/>
                 <w:color w:val="000000"/>
               </w:rPr>
-              <w:t xml:space="preserve">2.106</w:t>
+              <w:t xml:space="preserve">1.835</w:t>
             </w:r>
           </w:p>
         </w:tc>
@@ -1102,7 +1102,7 @@
                 <w:szCs w:val="22"/>
                 <w:color w:val="000000"/>
               </w:rPr>
-              <w:t xml:space="preserve">-2.798</w:t>
+              <w:t xml:space="preserve">5.395</w:t>
             </w:r>
           </w:p>
         </w:tc>
@@ -1157,7 +1157,7 @@
                 <w:szCs w:val="22"/>
                 <w:color w:val="000000"/>
               </w:rPr>
-              <w:t xml:space="preserve">5.458</w:t>
+              <w:t xml:space="preserve">12.587</w:t>
             </w:r>
           </w:p>
         </w:tc>
@@ -1272,7 +1272,7 @@
                 <w:szCs w:val="22"/>
                 <w:color w:val="000000"/>
               </w:rPr>
-              <w:t xml:space="preserve">1.048</w:t>
+              <w:t xml:space="preserve">8.046</w:t>
             </w:r>
           </w:p>
         </w:tc>
@@ -1327,7 +1327,7 @@
                 <w:szCs w:val="22"/>
                 <w:color w:val="000000"/>
               </w:rPr>
-              <w:t xml:space="preserve">1.843</w:t>
+              <w:t xml:space="preserve">1.490</w:t>
             </w:r>
           </w:p>
         </w:tc>
@@ -1382,7 +1382,7 @@
                 <w:szCs w:val="22"/>
                 <w:color w:val="000000"/>
               </w:rPr>
-              <w:t xml:space="preserve">-2.565</w:t>
+              <w:t xml:space="preserve">5.126</w:t>
             </w:r>
           </w:p>
         </w:tc>
@@ -1437,7 +1437,7 @@
                 <w:szCs w:val="22"/>
                 <w:color w:val="000000"/>
               </w:rPr>
-              <w:t xml:space="preserve">4.661</w:t>
+              <w:t xml:space="preserve">10.967</w:t>
             </w:r>
           </w:p>
         </w:tc>
@@ -1552,7 +1552,7 @@
                 <w:szCs w:val="22"/>
                 <w:color w:val="000000"/>
               </w:rPr>
-              <w:t xml:space="preserve">0.790</w:t>
+              <w:t xml:space="preserve">6.201</w:t>
             </w:r>
           </w:p>
         </w:tc>
@@ -1607,7 +1607,7 @@
                 <w:szCs w:val="22"/>
                 <w:color w:val="000000"/>
               </w:rPr>
-              <w:t xml:space="preserve">1.549</w:t>
+              <w:t xml:space="preserve">1.363</w:t>
             </w:r>
           </w:p>
         </w:tc>
@@ -1662,7 +1662,7 @@
                 <w:szCs w:val="22"/>
                 <w:color w:val="000000"/>
               </w:rPr>
-              <w:t xml:space="preserve">-2.246</w:t>
+              <w:t xml:space="preserve">3.529</w:t>
             </w:r>
           </w:p>
         </w:tc>
@@ -1717,7 +1717,7 @@
                 <w:szCs w:val="22"/>
                 <w:color w:val="000000"/>
               </w:rPr>
-              <w:t xml:space="preserve">3.825</w:t>
+              <w:t xml:space="preserve">8.873</w:t>
             </w:r>
           </w:p>
         </w:tc>
@@ -1832,7 +1832,7 @@
                 <w:szCs w:val="22"/>
                 <w:color w:val="000000"/>
               </w:rPr>
-              <w:t xml:space="preserve">1.056</w:t>
+              <w:t xml:space="preserve">5.609</w:t>
             </w:r>
           </w:p>
         </w:tc>
@@ -1887,7 +1887,7 @@
                 <w:szCs w:val="22"/>
                 <w:color w:val="000000"/>
               </w:rPr>
-              <w:t xml:space="preserve">1.331</w:t>
+              <w:t xml:space="preserve">1.097</w:t>
             </w:r>
           </w:p>
         </w:tc>
@@ -1942,7 +1942,7 @@
                 <w:szCs w:val="22"/>
                 <w:color w:val="000000"/>
               </w:rPr>
-              <w:t xml:space="preserve">-1.552</w:t>
+              <w:t xml:space="preserve">3.458</w:t>
             </w:r>
           </w:p>
         </w:tc>
@@ -1997,7 +1997,7 @@
                 <w:szCs w:val="22"/>
                 <w:color w:val="000000"/>
               </w:rPr>
-              <w:t xml:space="preserve">3.664</w:t>
+              <w:t xml:space="preserve">7.759</w:t>
             </w:r>
           </w:p>
         </w:tc>
@@ -2392,7 +2392,7 @@
                 <w:szCs w:val="22"/>
                 <w:color w:val="000000"/>
               </w:rPr>
-              <w:t xml:space="preserve">-1.035</w:t>
+              <w:t xml:space="preserve">-0.410</w:t>
             </w:r>
           </w:p>
         </w:tc>
@@ -2447,7 +2447,7 @@
                 <w:szCs w:val="22"/>
                 <w:color w:val="000000"/>
               </w:rPr>
-              <w:t xml:space="preserve">1.405</w:t>
+              <w:t xml:space="preserve">1.330</w:t>
             </w:r>
           </w:p>
         </w:tc>
@@ -2502,7 +2502,7 @@
                 <w:szCs w:val="22"/>
                 <w:color w:val="000000"/>
               </w:rPr>
-              <w:t xml:space="preserve">-3.788</w:t>
+              <w:t xml:space="preserve">-3.018</w:t>
             </w:r>
           </w:p>
         </w:tc>
@@ -2557,7 +2557,7 @@
                 <w:szCs w:val="22"/>
                 <w:color w:val="000000"/>
               </w:rPr>
-              <w:t xml:space="preserve">1.718</w:t>
+              <w:t xml:space="preserve">2.197</w:t>
             </w:r>
           </w:p>
         </w:tc>
@@ -2672,7 +2672,7 @@
                 <w:szCs w:val="22"/>
                 <w:color w:val="000000"/>
               </w:rPr>
-              <w:t xml:space="preserve">-0.809</w:t>
+              <w:t xml:space="preserve">-0.324</w:t>
             </w:r>
           </w:p>
         </w:tc>
@@ -2727,7 +2727,7 @@
                 <w:szCs w:val="22"/>
                 <w:color w:val="000000"/>
               </w:rPr>
-              <w:t xml:space="preserve">1.623</w:t>
+              <w:t xml:space="preserve">1.669</w:t>
             </w:r>
           </w:p>
         </w:tc>
@@ -2782,7 +2782,7 @@
                 <w:szCs w:val="22"/>
                 <w:color w:val="000000"/>
               </w:rPr>
-              <w:t xml:space="preserve">-3.990</w:t>
+              <w:t xml:space="preserve">-3.594</w:t>
             </w:r>
           </w:p>
         </w:tc>
@@ -2837,7 +2837,7 @@
                 <w:szCs w:val="22"/>
                 <w:color w:val="000000"/>
               </w:rPr>
-              <w:t xml:space="preserve">2.372</w:t>
+              <w:t xml:space="preserve">2.947</w:t>
             </w:r>
           </w:p>
         </w:tc>
